--- a/downloads/teacher/04 Units/Unit 05 - Apparel and Textile Production and Design - Make It, Mend It, Wear It/Lesson 05.06 - Threading Knotting and the Running Stitch.docx
+++ b/downloads/teacher/04 Units/Unit 05 - Apparel and Textile Production and Design - Make It, Mend It, Wear It/Lesson 05.06 - Threading Knotting and the Running Stitch.docx
@@ -296,23 +296,41 @@
       <w:r>
         <w:t xml:space="preserve">By the end of this lesson, students will be able to:</w:t>
       </w:r>
-      <w:r>
-        <w:t xml:space="preserve"> </w:t>
-      </w:r>
-      <w:r>
-        <w:t xml:space="preserve">1. (Low: remember or understand) State why a thread is cut to about the distance from hand to elbow and name the three setup steps in order (cut, thread, knot).</w:t>
-      </w:r>
-      <w:r>
-        <w:t xml:space="preserve"> </w:t>
-      </w:r>
-      <w:r>
-        <w:t xml:space="preserve">2. (Mid: apply or analyze) Thread a hand needle and tie a knot that holds, then sew a running stitch along a printed straight line with stitches of roughly even length.</w:t>
-      </w:r>
-      <w:r>
-        <w:t xml:space="preserve"> </w:t>
-      </w:r>
-      <w:r>
-        <w:t xml:space="preserve">3. (High: evaluate or create) Evaluate their own stitch line against three criteria (even length, on the line, no puckering) and name the one change that would improve it most.</w:t>
+    </w:p>
+    <w:p>
+      <w:pPr>
+        <w:numPr>
+          <w:ilvl w:val="0"/>
+          <w:numId w:val="1002"/>
+        </w:numPr>
+        <w:pStyle w:val="Compact"/>
+      </w:pPr>
+      <w:r>
+        <w:t xml:space="preserve">(Low: remember or understand) State why a thread is cut to about the distance from hand to elbow and name the three setup steps in order (cut, thread, knot).</w:t>
+      </w:r>
+    </w:p>
+    <w:p>
+      <w:pPr>
+        <w:numPr>
+          <w:ilvl w:val="0"/>
+          <w:numId w:val="1002"/>
+        </w:numPr>
+        <w:pStyle w:val="Compact"/>
+      </w:pPr>
+      <w:r>
+        <w:t xml:space="preserve">(Mid: apply or analyze) Thread a hand needle and tie a knot that holds, then sew a running stitch along a printed straight line with stitches of roughly even length.</w:t>
+      </w:r>
+    </w:p>
+    <w:p>
+      <w:pPr>
+        <w:numPr>
+          <w:ilvl w:val="0"/>
+          <w:numId w:val="1002"/>
+        </w:numPr>
+        <w:pStyle w:val="Compact"/>
+      </w:pPr>
+      <w:r>
+        <w:t xml:space="preserve">(High: evaluate or create) Evaluate their own stitch line against three criteria (even length, on the line, no puckering) and name the one change that would improve it most.</w:t>
       </w:r>
     </w:p>
     <w:p>
@@ -373,49 +391,85 @@
       <w:r>
         <w:t xml:space="preserve">Per station:</w:t>
       </w:r>
-      <w:r>
-        <w:t xml:space="preserve"> </w:t>
-      </w:r>
-      <w:r>
-        <w:t xml:space="preserve">- The station kit from Lesson 5.5, counted: 10 needles in the cushion, 30 pins</w:t>
-      </w:r>
-      <w:r>
-        <w:t xml:space="preserve"> </w:t>
-      </w:r>
-      <w:r>
-        <w:t xml:space="preserve">- One spool of all-purpose thread in a color that shows against white (red or navy is best; white thread on white cloth teaches nobody anything)</w:t>
-      </w:r>
-      <w:r>
-        <w:t xml:space="preserve"> </w:t>
-      </w:r>
-      <w:r>
-        <w:t xml:space="preserve">- Four needle threaders</w:t>
-      </w:r>
-      <w:r>
-        <w:t xml:space="preserve"> </w:t>
-      </w:r>
-      <w:r>
-        <w:t xml:space="preserve">- One count sheet on a clipboard, the day’s row ready</w:t>
-      </w:r>
-      <w:r>
-        <w:t xml:space="preserve"> </w:t>
-      </w:r>
-      <w:r>
-        <w:t xml:space="preserve">- Two pre-threaded and knotted needles parked in the cushion for anyone who needs one</w:t>
-      </w:r>
-    </w:p>
-    <w:p>
-      <w:pPr>
-        <w:pStyle w:val="BodyText"/>
+    </w:p>
+    <w:p>
+      <w:pPr>
+        <w:numPr>
+          <w:ilvl w:val="0"/>
+          <w:numId w:val="1003"/>
+        </w:numPr>
+        <w:pStyle w:val="Compact"/>
+      </w:pPr>
+      <w:r>
+        <w:t xml:space="preserve">The station kit from Lesson 5.5, counted: 10 needles in the cushion, 30 pins</w:t>
+      </w:r>
+    </w:p>
+    <w:p>
+      <w:pPr>
+        <w:numPr>
+          <w:ilvl w:val="0"/>
+          <w:numId w:val="1003"/>
+        </w:numPr>
+        <w:pStyle w:val="Compact"/>
+      </w:pPr>
+      <w:r>
+        <w:t xml:space="preserve">One spool of all-purpose thread in a color that shows against white (red or navy is best; white thread on white cloth teaches nobody anything)</w:t>
+      </w:r>
+    </w:p>
+    <w:p>
+      <w:pPr>
+        <w:numPr>
+          <w:ilvl w:val="0"/>
+          <w:numId w:val="1003"/>
+        </w:numPr>
+        <w:pStyle w:val="Compact"/>
+      </w:pPr>
+      <w:r>
+        <w:t xml:space="preserve">Four needle threaders</w:t>
+      </w:r>
+    </w:p>
+    <w:p>
+      <w:pPr>
+        <w:numPr>
+          <w:ilvl w:val="0"/>
+          <w:numId w:val="1003"/>
+        </w:numPr>
+        <w:pStyle w:val="Compact"/>
+      </w:pPr>
+      <w:r>
+        <w:t xml:space="preserve">One count sheet on a clipboard, the day’s row ready</w:t>
+      </w:r>
+    </w:p>
+    <w:p>
+      <w:pPr>
+        <w:numPr>
+          <w:ilvl w:val="0"/>
+          <w:numId w:val="1003"/>
+        </w:numPr>
+        <w:pStyle w:val="Compact"/>
+      </w:pPr>
+      <w:r>
+        <w:t xml:space="preserve">Two pre-threaded and knotted needles parked in the cushion for anyone who needs one</w:t>
+      </w:r>
+    </w:p>
+    <w:p>
+      <w:pPr>
+        <w:pStyle w:val="FirstParagraph"/>
       </w:pPr>
       <w:r>
         <w:t xml:space="preserve">For the whole class:</w:t>
       </w:r>
-      <w:r>
-        <w:t xml:space="preserve"> </w:t>
-      </w:r>
-      <w:r>
-        <w:t xml:space="preserve">- Practice cloths, two per student plus ten spares: white cotton muslin or an old sheet cut to about six by nine inches, with the practice lines printed or drawn on them. Printing works: run cut muslin squares through a copier or a home inkjet, or draw the lines with a ruler and a fine marker. The lines are described in</w:t>
+    </w:p>
+    <w:p>
+      <w:pPr>
+        <w:numPr>
+          <w:ilvl w:val="0"/>
+          <w:numId w:val="1004"/>
+        </w:numPr>
+        <w:pStyle w:val="Compact"/>
+      </w:pPr>
+      <w:r>
+        <w:t xml:space="preserve">Practice cloths, two per student plus ten spares: white cotton muslin or an old sheet cut to about six by nine inches, with the practice lines printed or drawn on them. Printing works: run cut muslin squares through a copier or a home inkjet, or draw the lines with a ruler and a fine marker. The lines are described in</w:t>
       </w:r>
       <w:r>
         <w:t xml:space="preserve"> </w:t>
@@ -438,23 +492,41 @@
         </w:rPr>
         <w:t xml:space="preserve">[Sal: an old flat sheet from a thrift store, about $4, cuts into roughly sixty practice cloths. At three stations of about seven, 21 students, two each plus ten spares is 52 cloths, so one sheet supplies the topic. A section of 28 runs a fourth station and needs 66, so cut a second sheet. Do it once with the fabric shears and a ruler and the topic is supplied.]</w:t>
       </w:r>
-      <w:r>
-        <w:t xml:space="preserve"> </w:t>
-      </w:r>
-      <w:r>
-        <w:t xml:space="preserve">- The demonstration rig: one large blunt yarn needle, a ball of yarn in a bright color, and a piece of burlap or plastic canvas about twelve inches square stapled to a foam board or held in an embroidery hoop. This is what the back row watches.</w:t>
-      </w:r>
-      <w:r>
-        <w:t xml:space="preserve"> </w:t>
-      </w:r>
-      <w:r>
-        <w:t xml:space="preserve">- A document camera if the room has one; if not, the small demonstration is done at one table with the class standing in a ring, twice, once for each half of the class.</w:t>
-      </w:r>
-      <w:r>
-        <w:t xml:space="preserve"> </w:t>
-      </w:r>
-      <w:r>
-        <w:t xml:space="preserve">- Handout, one per student:</w:t>
+    </w:p>
+    <w:p>
+      <w:pPr>
+        <w:numPr>
+          <w:ilvl w:val="0"/>
+          <w:numId w:val="1004"/>
+        </w:numPr>
+        <w:pStyle w:val="Compact"/>
+      </w:pPr>
+      <w:r>
+        <w:t xml:space="preserve">The demonstration rig: one large blunt yarn needle, a ball of yarn in a bright color, and a piece of burlap or plastic canvas about twelve inches square stapled to a foam board or held in an embroidery hoop. This is what the back row watches.</w:t>
+      </w:r>
+    </w:p>
+    <w:p>
+      <w:pPr>
+        <w:numPr>
+          <w:ilvl w:val="0"/>
+          <w:numId w:val="1004"/>
+        </w:numPr>
+        <w:pStyle w:val="Compact"/>
+      </w:pPr>
+      <w:r>
+        <w:t xml:space="preserve">A document camera if the room has one; if not, the small demonstration is done at one table with the class standing in a ring, twice, once for each half of the class.</w:t>
+      </w:r>
+    </w:p>
+    <w:p>
+      <w:pPr>
+        <w:numPr>
+          <w:ilvl w:val="0"/>
+          <w:numId w:val="1004"/>
+        </w:numPr>
+        <w:pStyle w:val="Compact"/>
+      </w:pPr>
+      <w:r>
+        <w:t xml:space="preserve">Handout, one per student:</w:t>
       </w:r>
       <w:r>
         <w:t xml:space="preserve"> </w:t>
@@ -465,11 +537,17 @@
         </w:rPr>
         <w:t xml:space="preserve">Handout 05.06 - Practice Cloth Guide.md</w:t>
       </w:r>
-      <w:r>
-        <w:t xml:space="preserve"> </w:t>
-      </w:r>
-      <w:r>
-        <w:t xml:space="preserve">- Slides:</w:t>
+    </w:p>
+    <w:p>
+      <w:pPr>
+        <w:numPr>
+          <w:ilvl w:val="0"/>
+          <w:numId w:val="1004"/>
+        </w:numPr>
+        <w:pStyle w:val="Compact"/>
+      </w:pPr>
+      <w:r>
+        <w:t xml:space="preserve">Slides:</w:t>
       </w:r>
       <w:r>
         <w:t xml:space="preserve"> </w:t>
@@ -486,29 +564,53 @@
       <w:r>
         <w:t xml:space="preserve">(outline in 05 Materials; the site renders it as a deck)</w:t>
       </w:r>
-      <w:r>
-        <w:t xml:space="preserve"> </w:t>
-      </w:r>
-      <w:r>
-        <w:t xml:space="preserve">- The six needle rules posted at every station from Lesson 5.5</w:t>
-      </w:r>
-      <w:r>
-        <w:t xml:space="preserve"> </w:t>
-      </w:r>
-      <w:r>
-        <w:t xml:space="preserve">- Index cards for the closure</w:t>
-      </w:r>
-      <w:r>
-        <w:t xml:space="preserve"> </w:t>
-      </w:r>
-      <w:r>
-        <w:t xml:space="preserve">- Timer visible to the class</w:t>
-      </w:r>
-      <w:r>
-        <w:t xml:space="preserve"> </w:t>
-      </w:r>
-      <w:r>
-        <w:t xml:space="preserve">- Setup notes: cut and mark the practice cloths before the unit starts, not the night before; it takes longer than it sounds. Count the needles and pins into each cushion and fill in the starting numbers on the count sheets. Put the threaders out in the open, not in the kit, so using one does not look like asking for help. Any student from Lesson 5.4 with extended time on the quiz finishes at the front during the do now.</w:t>
+    </w:p>
+    <w:p>
+      <w:pPr>
+        <w:numPr>
+          <w:ilvl w:val="0"/>
+          <w:numId w:val="1004"/>
+        </w:numPr>
+        <w:pStyle w:val="Compact"/>
+      </w:pPr>
+      <w:r>
+        <w:t xml:space="preserve">The six needle rules posted at every station from Lesson 5.5</w:t>
+      </w:r>
+    </w:p>
+    <w:p>
+      <w:pPr>
+        <w:numPr>
+          <w:ilvl w:val="0"/>
+          <w:numId w:val="1004"/>
+        </w:numPr>
+        <w:pStyle w:val="Compact"/>
+      </w:pPr>
+      <w:r>
+        <w:t xml:space="preserve">Index cards for the closure</w:t>
+      </w:r>
+    </w:p>
+    <w:p>
+      <w:pPr>
+        <w:numPr>
+          <w:ilvl w:val="0"/>
+          <w:numId w:val="1004"/>
+        </w:numPr>
+        <w:pStyle w:val="Compact"/>
+      </w:pPr>
+      <w:r>
+        <w:t xml:space="preserve">Timer visible to the class</w:t>
+      </w:r>
+    </w:p>
+    <w:p>
+      <w:pPr>
+        <w:numPr>
+          <w:ilvl w:val="0"/>
+          <w:numId w:val="1004"/>
+        </w:numPr>
+        <w:pStyle w:val="Compact"/>
+      </w:pPr>
+      <w:r>
+        <w:t xml:space="preserve">Setup notes: cut and mark the practice cloths before the unit starts, not the night before; it takes longer than it sounds. Count the needles and pins into each cushion and fill in the starting numbers on the count sheets. Put the threaders out in the open, not in the kit, so using one does not look like asking for help. Any student from Lesson 5.4 with extended time on the quiz finishes at the front during the do now.</w:t>
       </w:r>
     </w:p>
     <w:p>
@@ -902,67 +1004,121 @@
       <w:r>
         <w:t xml:space="preserve">Monitor understanding:</w:t>
       </w:r>
-      <w:r>
-        <w:t xml:space="preserve"> </w:t>
-      </w:r>
-      <w:r>
-        <w:t xml:space="preserve">- How long is your thread supposed to be, and how do you know without a ruler?</w:t>
-      </w:r>
-      <w:r>
-        <w:t xml:space="preserve"> </w:t>
-      </w:r>
-      <w:r>
-        <w:t xml:space="preserve">- Are you moving the thread into the needle or the needle onto the thread?</w:t>
-      </w:r>
-      <w:r>
-        <w:t xml:space="preserve"> </w:t>
-      </w:r>
-      <w:r>
-        <w:t xml:space="preserve">- Tug your knot. Did it hold? What do you do if it did not?</w:t>
-      </w:r>
-      <w:r>
-        <w:t xml:space="preserve"> </w:t>
-      </w:r>
-      <w:r>
-        <w:t xml:space="preserve">- Look at your line. Are your stitches all about the same length? Show me two that are not.</w:t>
-      </w:r>
-    </w:p>
-    <w:p>
-      <w:pPr>
-        <w:pStyle w:val="BodyText"/>
+    </w:p>
+    <w:p>
+      <w:pPr>
+        <w:numPr>
+          <w:ilvl w:val="0"/>
+          <w:numId w:val="1005"/>
+        </w:numPr>
+        <w:pStyle w:val="Compact"/>
+      </w:pPr>
+      <w:r>
+        <w:t xml:space="preserve">How long is your thread supposed to be, and how do you know without a ruler?</w:t>
+      </w:r>
+    </w:p>
+    <w:p>
+      <w:pPr>
+        <w:numPr>
+          <w:ilvl w:val="0"/>
+          <w:numId w:val="1005"/>
+        </w:numPr>
+        <w:pStyle w:val="Compact"/>
+      </w:pPr>
+      <w:r>
+        <w:t xml:space="preserve">Are you moving the thread into the needle or the needle onto the thread?</w:t>
+      </w:r>
+    </w:p>
+    <w:p>
+      <w:pPr>
+        <w:numPr>
+          <w:ilvl w:val="0"/>
+          <w:numId w:val="1005"/>
+        </w:numPr>
+        <w:pStyle w:val="Compact"/>
+      </w:pPr>
+      <w:r>
+        <w:t xml:space="preserve">Tug your knot. Did it hold? What do you do if it did not?</w:t>
+      </w:r>
+    </w:p>
+    <w:p>
+      <w:pPr>
+        <w:numPr>
+          <w:ilvl w:val="0"/>
+          <w:numId w:val="1005"/>
+        </w:numPr>
+        <w:pStyle w:val="Compact"/>
+      </w:pPr>
+      <w:r>
+        <w:t xml:space="preserve">Look at your line. Are your stitches all about the same length? Show me two that are not.</w:t>
+      </w:r>
+    </w:p>
+    <w:p>
+      <w:pPr>
+        <w:pStyle w:val="FirstParagraph"/>
       </w:pPr>
       <w:r>
         <w:t xml:space="preserve">Deepen learning:</w:t>
       </w:r>
-      <w:r>
-        <w:t xml:space="preserve"> </w:t>
-      </w:r>
-      <w:r>
-        <w:t xml:space="preserve">- Why would a long thread actually make the job harder instead of easier?</w:t>
-      </w:r>
-      <w:r>
-        <w:t xml:space="preserve"> </w:t>
-      </w:r>
-      <w:r>
-        <w:t xml:space="preserve">- Your fabric is gathering up. Nothing is wrong with your stitch shape. So what is wrong?</w:t>
-      </w:r>
-      <w:r>
-        <w:t xml:space="preserve"> </w:t>
-      </w:r>
-      <w:r>
-        <w:t xml:space="preserve">- A running stitch is the fastest stitch there is. Where would you not want to use it, and why?</w:t>
-      </w:r>
-      <w:r>
-        <w:t xml:space="preserve"> </w:t>
-      </w:r>
-      <w:r>
-        <w:t xml:space="preserve">- What does the pucker tell you about tension, and where else in FACS have you seen tension matter?</w:t>
-      </w:r>
-      <w:r>
-        <w:t xml:space="preserve"> </w:t>
-      </w:r>
-      <w:r>
-        <w:t xml:space="preserve">- Somebody at your station threaded a needle on the first try. What did their hands do that yours did not?</w:t>
+    </w:p>
+    <w:p>
+      <w:pPr>
+        <w:numPr>
+          <w:ilvl w:val="0"/>
+          <w:numId w:val="1006"/>
+        </w:numPr>
+        <w:pStyle w:val="Compact"/>
+      </w:pPr>
+      <w:r>
+        <w:t xml:space="preserve">Why would a long thread actually make the job harder instead of easier?</w:t>
+      </w:r>
+    </w:p>
+    <w:p>
+      <w:pPr>
+        <w:numPr>
+          <w:ilvl w:val="0"/>
+          <w:numId w:val="1006"/>
+        </w:numPr>
+        <w:pStyle w:val="Compact"/>
+      </w:pPr>
+      <w:r>
+        <w:t xml:space="preserve">Your fabric is gathering up. Nothing is wrong with your stitch shape. So what is wrong?</w:t>
+      </w:r>
+    </w:p>
+    <w:p>
+      <w:pPr>
+        <w:numPr>
+          <w:ilvl w:val="0"/>
+          <w:numId w:val="1006"/>
+        </w:numPr>
+        <w:pStyle w:val="Compact"/>
+      </w:pPr>
+      <w:r>
+        <w:t xml:space="preserve">A running stitch is the fastest stitch there is. Where would you not want to use it, and why?</w:t>
+      </w:r>
+    </w:p>
+    <w:p>
+      <w:pPr>
+        <w:numPr>
+          <w:ilvl w:val="0"/>
+          <w:numId w:val="1006"/>
+        </w:numPr>
+        <w:pStyle w:val="Compact"/>
+      </w:pPr>
+      <w:r>
+        <w:t xml:space="preserve">What does the pucker tell you about tension, and where else in FACS have you seen tension matter?</w:t>
+      </w:r>
+    </w:p>
+    <w:p>
+      <w:pPr>
+        <w:numPr>
+          <w:ilvl w:val="0"/>
+          <w:numId w:val="1006"/>
+        </w:numPr>
+        <w:pStyle w:val="Compact"/>
+      </w:pPr>
+      <w:r>
+        <w:t xml:space="preserve">Somebody at your station threaded a needle on the first try. What did their hands do that yours did not?</w:t>
       </w:r>
     </w:p>
     <w:p>
@@ -1051,7 +1207,7 @@
       <w:pPr>
         <w:numPr>
           <w:ilvl w:val="0"/>
-          <w:numId w:val="1002"/>
+          <w:numId w:val="1007"/>
         </w:numPr>
         <w:pStyle w:val="Compact"/>
       </w:pPr>
@@ -1075,7 +1231,7 @@
       <w:pPr>
         <w:numPr>
           <w:ilvl w:val="0"/>
-          <w:numId w:val="1002"/>
+          <w:numId w:val="1007"/>
         </w:numPr>
         <w:pStyle w:val="Compact"/>
       </w:pPr>
@@ -1087,7 +1243,7 @@
       <w:pPr>
         <w:numPr>
           <w:ilvl w:val="0"/>
-          <w:numId w:val="1002"/>
+          <w:numId w:val="1007"/>
         </w:numPr>
         <w:pStyle w:val="Compact"/>
       </w:pPr>
@@ -1099,7 +1255,7 @@
       <w:pPr>
         <w:numPr>
           <w:ilvl w:val="0"/>
-          <w:numId w:val="1002"/>
+          <w:numId w:val="1007"/>
         </w:numPr>
         <w:pStyle w:val="Compact"/>
       </w:pPr>
@@ -1111,7 +1267,7 @@
       <w:pPr>
         <w:numPr>
           <w:ilvl w:val="0"/>
-          <w:numId w:val="1002"/>
+          <w:numId w:val="1007"/>
         </w:numPr>
         <w:pStyle w:val="Compact"/>
       </w:pPr>
@@ -1123,7 +1279,7 @@
       <w:pPr>
         <w:numPr>
           <w:ilvl w:val="0"/>
-          <w:numId w:val="1002"/>
+          <w:numId w:val="1007"/>
         </w:numPr>
         <w:pStyle w:val="Compact"/>
       </w:pPr>
@@ -1433,7 +1589,7 @@
       <w:pPr>
         <w:numPr>
           <w:ilvl w:val="0"/>
-          <w:numId w:val="1003"/>
+          <w:numId w:val="1008"/>
         </w:numPr>
         <w:pStyle w:val="Compact"/>
       </w:pPr>
@@ -1457,7 +1613,7 @@
       <w:pPr>
         <w:numPr>
           <w:ilvl w:val="0"/>
-          <w:numId w:val="1003"/>
+          <w:numId w:val="1008"/>
         </w:numPr>
         <w:pStyle w:val="Compact"/>
       </w:pPr>
@@ -1481,7 +1637,7 @@
       <w:pPr>
         <w:numPr>
           <w:ilvl w:val="0"/>
-          <w:numId w:val="1003"/>
+          <w:numId w:val="1008"/>
         </w:numPr>
         <w:pStyle w:val="Compact"/>
       </w:pPr>
@@ -1493,7 +1649,7 @@
       <w:pPr>
         <w:numPr>
           <w:ilvl w:val="0"/>
-          <w:numId w:val="1003"/>
+          <w:numId w:val="1008"/>
         </w:numPr>
         <w:pStyle w:val="Compact"/>
       </w:pPr>
@@ -1517,7 +1673,7 @@
       <w:pPr>
         <w:numPr>
           <w:ilvl w:val="0"/>
-          <w:numId w:val="1003"/>
+          <w:numId w:val="1008"/>
         </w:numPr>
         <w:pStyle w:val="Compact"/>
       </w:pPr>
@@ -1557,7 +1713,7 @@
       <w:pPr>
         <w:numPr>
           <w:ilvl w:val="0"/>
-          <w:numId w:val="1004"/>
+          <w:numId w:val="1009"/>
         </w:numPr>
         <w:pStyle w:val="Compact"/>
       </w:pPr>
@@ -1569,7 +1725,7 @@
       <w:pPr>
         <w:numPr>
           <w:ilvl w:val="0"/>
-          <w:numId w:val="1004"/>
+          <w:numId w:val="1009"/>
         </w:numPr>
         <w:pStyle w:val="Compact"/>
       </w:pPr>
@@ -1599,7 +1755,7 @@
       <w:pPr>
         <w:numPr>
           <w:ilvl w:val="0"/>
-          <w:numId w:val="1004"/>
+          <w:numId w:val="1009"/>
         </w:numPr>
         <w:pStyle w:val="Compact"/>
       </w:pPr>
@@ -1611,7 +1767,7 @@
       <w:pPr>
         <w:numPr>
           <w:ilvl w:val="0"/>
-          <w:numId w:val="1004"/>
+          <w:numId w:val="1009"/>
         </w:numPr>
         <w:pStyle w:val="Compact"/>
       </w:pPr>
@@ -1641,7 +1797,7 @@
       <w:pPr>
         <w:numPr>
           <w:ilvl w:val="0"/>
-          <w:numId w:val="1004"/>
+          <w:numId w:val="1009"/>
         </w:numPr>
         <w:pStyle w:val="Compact"/>
       </w:pPr>
@@ -1653,7 +1809,7 @@
       <w:pPr>
         <w:numPr>
           <w:ilvl w:val="0"/>
-          <w:numId w:val="1004"/>
+          <w:numId w:val="1009"/>
         </w:numPr>
         <w:pStyle w:val="Compact"/>
       </w:pPr>
@@ -1665,7 +1821,7 @@
       <w:pPr>
         <w:numPr>
           <w:ilvl w:val="0"/>
-          <w:numId w:val="1004"/>
+          <w:numId w:val="1009"/>
         </w:numPr>
         <w:pStyle w:val="Compact"/>
       </w:pPr>
@@ -1677,7 +1833,7 @@
       <w:pPr>
         <w:numPr>
           <w:ilvl w:val="0"/>
-          <w:numId w:val="1004"/>
+          <w:numId w:val="1009"/>
         </w:numPr>
         <w:pStyle w:val="Compact"/>
       </w:pPr>
@@ -1973,6 +2129,118 @@
       </w:pPr>
     </w:lvl>
   </w:abstractNum>
+  <w:abstractNum w:abstractNumId="99411">
+    <w:nsid w:val="71315dca"/>
+    <w:multiLevelType w:val="multilevel"/>
+    <w:lvl w:ilvl="0">
+      <w:start w:val="1"/>
+      <w:numFmt w:val="decimal"/>
+      <w:lvlText w:val="%1."/>
+      <w:lvlJc w:val="left"/>
+      <w:pPr>
+        <w:tabs>
+          <w:tab w:val="num" w:pos="0"/>
+        </w:tabs>
+        <w:ind w:left="480" w:hanging="480"/>
+      </w:pPr>
+    </w:lvl>
+    <w:lvl w:ilvl="1">
+      <w:start w:val="1"/>
+      <w:numFmt w:val="decimal"/>
+      <w:lvlText w:val="%2."/>
+      <w:lvlJc w:val="left"/>
+      <w:pPr>
+        <w:tabs>
+          <w:tab w:val="num" w:pos="720"/>
+        </w:tabs>
+        <w:ind w:left="1200" w:hanging="480"/>
+      </w:pPr>
+    </w:lvl>
+    <w:lvl w:ilvl="2">
+      <w:start w:val="1"/>
+      <w:numFmt w:val="decimal"/>
+      <w:lvlText w:val="%3."/>
+      <w:lvlJc w:val="left"/>
+      <w:pPr>
+        <w:tabs>
+          <w:tab w:val="num" w:pos="1440"/>
+        </w:tabs>
+        <w:ind w:left="1920" w:hanging="480"/>
+      </w:pPr>
+    </w:lvl>
+    <w:lvl w:ilvl="3">
+      <w:start w:val="1"/>
+      <w:numFmt w:val="decimal"/>
+      <w:lvlText w:val="%4."/>
+      <w:lvlJc w:val="left"/>
+      <w:pPr>
+        <w:tabs>
+          <w:tab w:val="num" w:pos="2160"/>
+        </w:tabs>
+        <w:ind w:left="2640" w:hanging="480"/>
+      </w:pPr>
+    </w:lvl>
+    <w:lvl w:ilvl="4">
+      <w:start w:val="1"/>
+      <w:numFmt w:val="decimal"/>
+      <w:lvlText w:val="%5."/>
+      <w:lvlJc w:val="left"/>
+      <w:pPr>
+        <w:tabs>
+          <w:tab w:val="num" w:pos="2880"/>
+        </w:tabs>
+        <w:ind w:left="3360" w:hanging="480"/>
+      </w:pPr>
+    </w:lvl>
+    <w:lvl w:ilvl="5">
+      <w:start w:val="1"/>
+      <w:numFmt w:val="decimal"/>
+      <w:lvlText w:val="%6."/>
+      <w:lvlJc w:val="left"/>
+      <w:pPr>
+        <w:tabs>
+          <w:tab w:val="num" w:pos="3600"/>
+        </w:tabs>
+        <w:ind w:left="4080" w:hanging="480"/>
+      </w:pPr>
+    </w:lvl>
+    <w:lvl w:ilvl="6">
+      <w:start w:val="1"/>
+      <w:numFmt w:val="decimal"/>
+      <w:lvlText w:val="%7."/>
+      <w:lvlJc w:val="left"/>
+      <w:pPr>
+        <w:tabs>
+          <w:tab w:val="num" w:pos="4320"/>
+        </w:tabs>
+        <w:ind w:left="4800" w:hanging="480"/>
+      </w:pPr>
+    </w:lvl>
+    <w:lvl w:ilvl="7">
+      <w:start w:val="1"/>
+      <w:numFmt w:val="decimal"/>
+      <w:lvlText w:val="%8."/>
+      <w:lvlJc w:val="left"/>
+      <w:pPr>
+        <w:tabs>
+          <w:tab w:val="num" w:pos="5040"/>
+        </w:tabs>
+        <w:ind w:left="5520" w:hanging="480"/>
+      </w:pPr>
+    </w:lvl>
+    <w:lvl w:ilvl="8">
+      <w:start w:val="1"/>
+      <w:numFmt w:val="decimal"/>
+      <w:lvlText w:val="%9."/>
+      <w:lvlJc w:val="left"/>
+      <w:pPr>
+        <w:tabs>
+          <w:tab w:val="num" w:pos="5760"/>
+        </w:tabs>
+        <w:ind w:left="6240" w:hanging="480"/>
+      </w:pPr>
+    </w:lvl>
+  </w:abstractNum>
   <w:num w:numId="1000">
     <w:abstractNumId w:val="990"/>
   </w:num>
@@ -1980,12 +2248,54 @@
     <w:abstractNumId w:val="991"/>
   </w:num>
   <w:num w:numId="1002">
-    <w:abstractNumId w:val="991"/>
+    <w:abstractNumId w:val="99411"/>
+    <w:lvlOverride w:ilvl="0">
+      <w:startOverride w:val="1"/>
+    </w:lvlOverride>
+    <w:lvlOverride w:ilvl="1">
+      <w:startOverride w:val="1"/>
+    </w:lvlOverride>
+    <w:lvlOverride w:ilvl="2">
+      <w:startOverride w:val="1"/>
+    </w:lvlOverride>
+    <w:lvlOverride w:ilvl="3">
+      <w:startOverride w:val="1"/>
+    </w:lvlOverride>
+    <w:lvlOverride w:ilvl="4">
+      <w:startOverride w:val="1"/>
+    </w:lvlOverride>
+    <w:lvlOverride w:ilvl="5">
+      <w:startOverride w:val="1"/>
+    </w:lvlOverride>
+    <w:lvlOverride w:ilvl="6">
+      <w:startOverride w:val="1"/>
+    </w:lvlOverride>
+    <w:lvlOverride w:ilvl="7">
+      <w:startOverride w:val="1"/>
+    </w:lvlOverride>
+    <w:lvlOverride w:ilvl="8">
+      <w:startOverride w:val="1"/>
+    </w:lvlOverride>
   </w:num>
   <w:num w:numId="1003">
     <w:abstractNumId w:val="991"/>
   </w:num>
   <w:num w:numId="1004">
+    <w:abstractNumId w:val="991"/>
+  </w:num>
+  <w:num w:numId="1005">
+    <w:abstractNumId w:val="991"/>
+  </w:num>
+  <w:num w:numId="1006">
+    <w:abstractNumId w:val="991"/>
+  </w:num>
+  <w:num w:numId="1007">
+    <w:abstractNumId w:val="991"/>
+  </w:num>
+  <w:num w:numId="1008">
+    <w:abstractNumId w:val="991"/>
+  </w:num>
+  <w:num w:numId="1009">
     <w:abstractNumId w:val="991"/>
   </w:num>
 </w:numbering>

--- a/downloads/teacher/04 Units/Unit 05 - Apparel and Textile Production and Design - Make It, Mend It, Wear It/Lesson 05.06 - Threading Knotting and the Running Stitch.docx
+++ b/downloads/teacher/04 Units/Unit 05 - Apparel and Textile Production and Design - Make It, Mend It, Wear It/Lesson 05.06 - Threading Knotting and the Running Stitch.docx
@@ -41,7 +41,7 @@
         <w:t xml:space="preserve"> </w:t>
       </w:r>
       <w:r>
-        <w:t xml:space="preserve">5.2 Hand Sewing Skills</w:t>
+        <w:t xml:space="preserve">5.2 Hand and Machine Sewing Skills</w:t>
       </w:r>
       <w:r>
         <w:t xml:space="preserve"> </w:t>
@@ -234,7 +234,7 @@
         <w:t xml:space="preserve"> </w:t>
       </w:r>
       <w:r>
-        <w:t xml:space="preserve">line for the design theme, which is exactly what a practice cloth is; HSW 4. c) carries the tool safety that runs every sewing day. The crosswalk’s ATPD 2. c) row pairs with PSI 2. a), the full design process, which fits Lesson 5.10 where students design and build an item rather than today, where they practice a motion.</w:t>
+        <w:t xml:space="preserve">line for the design theme, which is exactly what a practice cloth is; HSW 4. c) carries the tool safety that runs every sewing day. The crosswalk’s ATPD 2. c) row pairs with PSI 2. a), the full design process, which fits Lesson 5.11 where students design and build an item rather than today, where they practice a motion.</w:t>
       </w:r>
     </w:p>
     <w:p>
@@ -481,16 +481,7 @@
         <w:t xml:space="preserve">Handout 05.06 - Practice Cloth Guide.md</w:t>
       </w:r>
       <w:r>
-        <w:t xml:space="preserve">.</w:t>
-      </w:r>
-      <w:r>
-        <w:t xml:space="preserve"> </w:t>
-      </w:r>
-      <w:r>
-        <w:rPr>
-          <w:rStyle w:val="TeacherNote"/>
-        </w:rPr>
-        <w:t xml:space="preserve">[Sal: an old flat sheet from a thrift store, about $4, cuts into roughly sixty practice cloths. At three stations of about seven, 21 students, two each plus ten spares is 52 cloths, so one sheet supplies the topic. A section of 28 runs a fourth station and needs 66, so cut a second sheet. Do it once with the fabric shears and a ruler and the topic is supplied.]</w:t>
+        <w:t xml:space="preserve">. An old flat sheet from a thrift store, about $4, cuts into roughly sixty practice cloths; at three stations of about seven, two each plus ten spares is 52 cloths, so one sheet supplies the topic, and a section of 28 needs a second sheet.</w:t>
       </w:r>
     </w:p>
     <w:p>
@@ -1565,15 +1556,6 @@
       <w:r>
         <w:t xml:space="preserve">Art: the running stitch is a drawing on cloth, and the art teacher’s line quality vocabulary transfers directly; trade the practice cloths for their contour line lesson. Mathematics: measuring stitch length, averaging ten of them, and reporting a range is real measurement and data, and the math teacher can use the class’s own numbers. Community: a quilting guild or a senior center craft group will often send two volunteers for an hour, and two extra pairs of hands on threading day is worth more than any material.</w:t>
       </w:r>
-      <w:r>
-        <w:t xml:space="preserve"> </w:t>
-      </w:r>
-      <w:r>
-        <w:rPr>
-          <w:rStyle w:val="TeacherNote"/>
-        </w:rPr>
-        <w:t xml:space="preserve">[Sal: a local quilt shop or a senior center is the easiest ask; threading day is the day to ask for.]</w:t>
-      </w:r>
     </w:p>
     <w:p>
       <w:pPr>
@@ -1827,21 +1809,6 @@
       </w:pPr>
       <w:r>
         <w:t xml:space="preserve">Put the practice cloths in named zip bags at the end and keep them in the room. They are the sampler base, and a cloth that goes home does not come back.</w:t>
-      </w:r>
-    </w:p>
-    <w:p>
-      <w:pPr>
-        <w:numPr>
-          <w:ilvl w:val="0"/>
-          <w:numId w:val="1009"/>
-        </w:numPr>
-        <w:pStyle w:val="Compact"/>
-      </w:pPr>
-      <w:r>
-        <w:rPr>
-          <w:rStyle w:val="TeacherNote"/>
-        </w:rPr>
-        <w:t xml:space="preserve">[Sal: yesterday you asked who had sewn before. Use those students as station helpers today and tell them the rule out loud: they teach, they do not touch somebody else’s needle. It keeps them busy and it gets you three extra pairs of hands.]</w:t>
       </w:r>
     </w:p>
     <w:sectPr>
